--- a/Collatio/18/1. Textos/1. Marcados/18-B.docx
+++ b/Collatio/18/1. Textos/1. Marcados/18-B.docx
@@ -1,194 +1,1709 @@
 
 <file path=word/document.xml><?xml version="1.0" encoding="utf-8"?>
-<w:document xmlns:wpc="http://schemas.microsoft.com/office/word/2010/wordprocessingCanvas" xmlns:cx="http://schemas.microsoft.com/office/drawing/2014/chartex" xmlns:cx1="http://schemas.microsoft.com/office/drawing/2015/9/8/chartex" xmlns:cx2="http://schemas.microsoft.com/office/drawing/2015/10/21/chartex" xmlns:cx3="http://schemas.microsoft.com/office/drawing/2016/5/9/chartex" xmlns:cx4="http://schemas.microsoft.com/office/drawing/2016/5/10/chartex" xmlns:cx5="http://schemas.microsoft.com/office/drawing/2016/5/11/chartex" xmlns:cx6="http://schemas.microsoft.com/office/drawing/2016/5/12/chartex" xmlns:cx7="http://schemas.microsoft.com/office/drawing/2016/5/13/chartex" xmlns:cx8="http://schemas.microsoft.com/office/drawing/2016/5/14/chartex" xmlns:mc="http://schemas.openxmlformats.org/markup-compatibility/2006" xmlns:aink="http://schemas.microsoft.com/office/drawing/2016/ink" xmlns:am3d="http://schemas.microsoft.com/office/drawing/2017/model3d" xmlns:o="urn:schemas-microsoft-com:office:office" xmlns:oel="http://schemas.microsoft.com/office/2019/extlst" xmlns:r="http://schemas.openxmlformats.org/officeDocument/2006/relationships" xmlns:m="http://schemas.openxmlformats.org/officeDocument/2006/math" xmlns:v="urn:schemas-microsoft-com:vml" xmlns:wp14="http://schemas.microsoft.com/office/word/2010/wordprocessingDrawing" xmlns:wp="http://schemas.openxmlformats.org/drawingml/2006/wordprocessingDrawing" xmlns:w10="urn:schemas-microsoft-com:office:word" xmlns:w="http://schemas.openxmlformats.org/wordprocessingml/2006/main" xmlns:w14="http://schemas.microsoft.com/office/word/2010/wordml" xmlns:w15="http://schemas.microsoft.com/office/word/2012/wordml" xmlns:w16cex="http://schemas.microsoft.com/office/word/2018/wordml/cex" xmlns:w16cid="http://schemas.microsoft.com/office/word/2016/wordml/cid" xmlns:w16="http://schemas.microsoft.com/office/word/2018/wordml" xmlns:w16sdtdh="http://schemas.microsoft.com/office/word/2020/wordml/sdtdatahash" xmlns:w16se="http://schemas.microsoft.com/office/word/2015/wordml/symex" xmlns:wpg="http://schemas.microsoft.com/office/word/2010/wordprocessingGroup" xmlns:wpi="http://schemas.microsoft.com/office/word/2010/wordprocessingInk" xmlns:wne="http://schemas.microsoft.com/office/word/2006/wordml" xmlns:wps="http://schemas.microsoft.com/office/word/2010/wordprocessingShape" mc:Ignorable="w14 w15 w16se w16cid w16 w16cex w16sdtdh wp14">
+<w:document xmlns:wpc="http://schemas.microsoft.com/office/word/2010/wordprocessingCanvas" xmlns:cx="http://schemas.microsoft.com/office/drawing/2014/chartex" xmlns:cx1="http://schemas.microsoft.com/office/drawing/2015/9/8/chartex" xmlns:cx2="http://schemas.microsoft.com/office/drawing/2015/10/21/chartex" xmlns:cx3="http://schemas.microsoft.com/office/drawing/2016/5/9/chartex" xmlns:cx4="http://schemas.microsoft.com/office/drawing/2016/5/10/chartex" xmlns:cx5="http://schemas.microsoft.com/office/drawing/2016/5/11/chartex" xmlns:cx6="http://schemas.microsoft.com/office/drawing/2016/5/12/chartex" xmlns:cx7="http://schemas.microsoft.com/office/drawing/2016/5/13/chartex" xmlns:cx8="http://schemas.microsoft.com/office/drawing/2016/5/14/chartex" xmlns:mc="http://schemas.openxmlformats.org/markup-compatibility/2006" xmlns:aink="http://schemas.microsoft.com/office/drawing/2016/ink" xmlns:am3d="http://schemas.microsoft.com/office/drawing/2017/model3d" xmlns:o="urn:schemas-microsoft-com:office:office" xmlns:oel="http://schemas.microsoft.com/office/2019/extlst" xmlns:r="http://schemas.openxmlformats.org/officeDocument/2006/relationships" xmlns:m="http://schemas.openxmlformats.org/officeDocument/2006/math" xmlns:v="urn:schemas-microsoft-com:vml" xmlns:wp14="http://schemas.microsoft.com/office/word/2010/wordprocessingDrawing" xmlns:wp="http://schemas.openxmlformats.org/drawingml/2006/wordprocessingDrawing" xmlns:w10="urn:schemas-microsoft-com:office:word" xmlns:w="http://schemas.openxmlformats.org/wordprocessingml/2006/main" xmlns:w14="http://schemas.microsoft.com/office/word/2010/wordml" xmlns:w15="http://schemas.microsoft.com/office/word/2012/wordml" xmlns:w16cex="http://schemas.microsoft.com/office/word/2018/wordml/cex" xmlns:w16cid="http://schemas.microsoft.com/office/word/2016/wordml/cid" xmlns:w16="http://schemas.microsoft.com/office/word/2018/wordml" xmlns:w16du="http://schemas.microsoft.com/office/word/2023/wordml/word16du" xmlns:w16sdtdh="http://schemas.microsoft.com/office/word/2020/wordml/sdtdatahash" xmlns:w16sdtfl="http://schemas.microsoft.com/office/word/2024/wordml/sdtformatlock" xmlns:w16se="http://schemas.microsoft.com/office/word/2015/wordml/symex" xmlns:wpg="http://schemas.microsoft.com/office/word/2010/wordprocessingGroup" xmlns:wpi="http://schemas.microsoft.com/office/word/2010/wordprocessingInk" xmlns:wne="http://schemas.microsoft.com/office/word/2006/wordml" xmlns:wps="http://schemas.microsoft.com/office/word/2010/wordprocessingShape" mc:Ignorable="w14 w15 w16se w16cid w16 w16cex w16sdtdh w16sdtfl w16du wp14">
   <w:body>
     <w:p>
-      <w:r>
-        <w:rPr>
+      <w:pPr>
+        <w:rPr>
+          <w:rFonts w:ascii="Brill" w:hAnsi="Brill"/>
+        </w:rPr>
+      </w:pPr>
+      <w:r>
+        <w:rPr>
+          <w:rFonts w:ascii="Brill" w:hAnsi="Brill"/>
           <w:color w:val="FF0000"/>
           <w:lang w:val="es-ES"/>
         </w:rPr>
-        <w:t xml:space="preserve">… </w:t>
-      </w:r>
-      <w:r>
-        <w:rPr>
+        <w:t xml:space="preserve">… 16ra </w:t>
+      </w:r>
+      <w:r>
+        <w:rPr>
+          <w:rFonts w:ascii="Brill" w:hAnsi="Brill"/>
+          <w:lang w:val="es-ES"/>
+        </w:rPr>
+        <w:t xml:space="preserve">nos mas de </w:t>
+      </w:r>
+      <w:proofErr w:type="spellStart"/>
+      <w:r>
+        <w:rPr>
+          <w:rFonts w:ascii="Brill" w:hAnsi="Brill"/>
+          <w:lang w:val="es-ES"/>
+        </w:rPr>
+        <w:t>quanto</w:t>
+      </w:r>
+      <w:proofErr w:type="spellEnd"/>
+      <w:r>
+        <w:rPr>
+          <w:rFonts w:ascii="Brill" w:hAnsi="Brill"/>
+          <w:lang w:val="es-ES"/>
+        </w:rPr>
+        <w:t xml:space="preserve"> es que tal fue la su merced </w:t>
+      </w:r>
+      <w:proofErr w:type="spellStart"/>
+      <w:r>
+        <w:rPr>
+          <w:rFonts w:ascii="Brill" w:hAnsi="Brill"/>
+          <w:lang w:val="es-ES"/>
+        </w:rPr>
+        <w:t>d el</w:t>
+      </w:r>
+      <w:proofErr w:type="spellEnd"/>
+      <w:r>
+        <w:rPr>
+          <w:rFonts w:ascii="Brill" w:hAnsi="Brill"/>
+          <w:lang w:val="es-ES"/>
+        </w:rPr>
+        <w:t xml:space="preserve"> que nos quiso </w:t>
+      </w:r>
+      <w:proofErr w:type="spellStart"/>
+      <w:r>
+        <w:rPr>
+          <w:rFonts w:ascii="Brill" w:hAnsi="Brill"/>
+          <w:lang w:val="es-ES"/>
+        </w:rPr>
+        <w:t>dexar</w:t>
+      </w:r>
+      <w:proofErr w:type="spellEnd"/>
+      <w:r>
+        <w:rPr>
+          <w:rFonts w:ascii="Brill" w:hAnsi="Brill"/>
+          <w:lang w:val="es-ES"/>
+        </w:rPr>
+        <w:t xml:space="preserve"> </w:t>
+      </w:r>
+      <w:proofErr w:type="spellStart"/>
+      <w:r>
+        <w:rPr>
+          <w:rFonts w:ascii="Brill" w:hAnsi="Brill"/>
+          <w:lang w:val="es-ES"/>
+        </w:rPr>
+        <w:t>remenbrancia</w:t>
+      </w:r>
+      <w:proofErr w:type="spellEnd"/>
+      <w:r>
+        <w:rPr>
+          <w:rFonts w:ascii="Brill" w:hAnsi="Brill"/>
+          <w:lang w:val="es-ES"/>
+        </w:rPr>
+        <w:t xml:space="preserve"> d el en el pan que se consagra por las palabras santas que se dizen sobre el altar en la misa % ca este pan fallamos nos que dixo el a sus </w:t>
+      </w:r>
+      <w:proofErr w:type="spellStart"/>
+      <w:r>
+        <w:rPr>
+          <w:rFonts w:ascii="Brill" w:hAnsi="Brill"/>
+          <w:lang w:val="es-ES"/>
+        </w:rPr>
+        <w:t>decipulos</w:t>
+      </w:r>
+      <w:proofErr w:type="spellEnd"/>
+      <w:r>
+        <w:rPr>
+          <w:rFonts w:ascii="Brill" w:hAnsi="Brill"/>
+          <w:lang w:val="es-ES"/>
+        </w:rPr>
+        <w:t xml:space="preserve"> el jueves de la cena % este es el </w:t>
+      </w:r>
+      <w:proofErr w:type="spellStart"/>
+      <w:r>
+        <w:rPr>
+          <w:rFonts w:ascii="Brill" w:hAnsi="Brill"/>
+          <w:lang w:val="es-ES"/>
+        </w:rPr>
+        <w:t>mio</w:t>
+      </w:r>
+      <w:proofErr w:type="spellEnd"/>
+      <w:r>
+        <w:rPr>
+          <w:rFonts w:ascii="Brill" w:hAnsi="Brill"/>
+          <w:lang w:val="es-ES"/>
+        </w:rPr>
+        <w:t xml:space="preserve"> cuerpo que vos do del nuevo testamento que </w:t>
+      </w:r>
+      <w:proofErr w:type="spellStart"/>
+      <w:r>
+        <w:rPr>
+          <w:rFonts w:ascii="Brill" w:hAnsi="Brill"/>
+          <w:lang w:val="es-ES"/>
+        </w:rPr>
+        <w:t>ayades</w:t>
+      </w:r>
+      <w:proofErr w:type="spellEnd"/>
+      <w:r>
+        <w:rPr>
+          <w:rFonts w:ascii="Brill" w:hAnsi="Brill"/>
+          <w:lang w:val="es-ES"/>
+        </w:rPr>
+        <w:t xml:space="preserve"> en </w:t>
+      </w:r>
+      <w:proofErr w:type="spellStart"/>
+      <w:r>
+        <w:rPr>
+          <w:rFonts w:ascii="Brill" w:hAnsi="Brill"/>
+          <w:lang w:val="es-ES"/>
+        </w:rPr>
+        <w:t>remenbrancia</w:t>
+      </w:r>
+      <w:proofErr w:type="spellEnd"/>
+      <w:r>
+        <w:rPr>
+          <w:rFonts w:ascii="Brill" w:hAnsi="Brill"/>
+          <w:lang w:val="es-ES"/>
+        </w:rPr>
+        <w:t xml:space="preserve"> de mi entre vos % e en otro lugar dixo en un evangelio yo soy el pan </w:t>
+      </w:r>
+      <w:proofErr w:type="spellStart"/>
+      <w:r>
+        <w:rPr>
+          <w:rFonts w:ascii="Brill" w:hAnsi="Brill"/>
+          <w:lang w:val="es-ES"/>
+        </w:rPr>
+        <w:t>e</w:t>
+      </w:r>
+      <w:proofErr w:type="spellEnd"/>
+      <w:r>
+        <w:rPr>
+          <w:rFonts w:ascii="Brill" w:hAnsi="Brill"/>
+          <w:lang w:val="es-ES"/>
+        </w:rPr>
+        <w:t xml:space="preserve"> el vino verdadero que del cielo </w:t>
+      </w:r>
+      <w:proofErr w:type="spellStart"/>
+      <w:r>
+        <w:rPr>
+          <w:rFonts w:ascii="Brill" w:hAnsi="Brill"/>
+          <w:lang w:val="es-ES"/>
+        </w:rPr>
+        <w:t>decendi</w:t>
+      </w:r>
+      <w:proofErr w:type="spellEnd"/>
+      <w:r>
+        <w:rPr>
+          <w:rFonts w:ascii="Brill" w:hAnsi="Brill"/>
+          <w:lang w:val="es-ES"/>
+        </w:rPr>
+        <w:t xml:space="preserve"> </w:t>
+      </w:r>
+      <w:proofErr w:type="spellStart"/>
+      <w:r>
+        <w:rPr>
+          <w:rFonts w:ascii="Brill" w:hAnsi="Brill"/>
+          <w:lang w:val="es-ES"/>
+        </w:rPr>
+        <w:t>e</w:t>
+      </w:r>
+      <w:proofErr w:type="spellEnd"/>
+      <w:r>
+        <w:rPr>
+          <w:rFonts w:ascii="Brill" w:hAnsi="Brill"/>
+          <w:lang w:val="es-ES"/>
+        </w:rPr>
+        <w:t xml:space="preserve"> el que comiere d este pan </w:t>
+      </w:r>
+      <w:proofErr w:type="spellStart"/>
+      <w:r>
+        <w:rPr>
+          <w:rFonts w:ascii="Brill" w:hAnsi="Brill"/>
+          <w:lang w:val="es-ES"/>
+        </w:rPr>
+        <w:t>vivirra</w:t>
+      </w:r>
+      <w:proofErr w:type="spellEnd"/>
+      <w:r>
+        <w:rPr>
+          <w:rFonts w:ascii="Brill" w:hAnsi="Brill"/>
+          <w:lang w:val="es-ES"/>
+        </w:rPr>
+        <w:t xml:space="preserve"> para </w:t>
+      </w:r>
+      <w:proofErr w:type="spellStart"/>
+      <w:r>
+        <w:rPr>
+          <w:rFonts w:ascii="Brill" w:hAnsi="Brill"/>
+          <w:lang w:val="es-ES"/>
+        </w:rPr>
+        <w:t>sienpre</w:t>
+      </w:r>
+      <w:proofErr w:type="spellEnd"/>
+      <w:r>
+        <w:rPr>
+          <w:rFonts w:ascii="Brill" w:hAnsi="Brill"/>
+          <w:lang w:val="es-ES"/>
+        </w:rPr>
+        <w:t xml:space="preserve"> % pues tan pecadores somos nos los cristianos que devemos a </w:t>
+      </w:r>
+      <w:proofErr w:type="spellStart"/>
+      <w:r>
+        <w:rPr>
+          <w:rFonts w:ascii="Brill" w:hAnsi="Brill"/>
+          <w:lang w:val="es-ES"/>
+        </w:rPr>
+        <w:t>crer</w:t>
+      </w:r>
+      <w:proofErr w:type="spellEnd"/>
+      <w:r>
+        <w:rPr>
+          <w:rFonts w:ascii="Brill" w:hAnsi="Brill"/>
+          <w:lang w:val="es-ES"/>
+        </w:rPr>
+        <w:t xml:space="preserve"> esta </w:t>
+      </w:r>
+      <w:proofErr w:type="spellStart"/>
+      <w:r>
+        <w:rPr>
+          <w:rFonts w:ascii="Brill" w:hAnsi="Brill"/>
+          <w:lang w:val="es-ES"/>
+        </w:rPr>
+        <w:t>crencia</w:t>
+      </w:r>
+      <w:proofErr w:type="spellEnd"/>
+      <w:r>
+        <w:rPr>
+          <w:rFonts w:ascii="Brill" w:hAnsi="Brill"/>
+          <w:lang w:val="es-ES"/>
+        </w:rPr>
+        <w:t xml:space="preserve"> que es la verdat por que avemos a ser salvos los que en el </w:t>
+      </w:r>
+      <w:proofErr w:type="spellStart"/>
+      <w:r>
+        <w:rPr>
+          <w:rFonts w:ascii="Brill" w:hAnsi="Brill"/>
+          <w:lang w:val="es-ES"/>
+        </w:rPr>
+        <w:t>creyermos</w:t>
+      </w:r>
+      <w:proofErr w:type="spellEnd"/>
+      <w:r>
+        <w:rPr>
+          <w:rFonts w:ascii="Brill" w:hAnsi="Brill"/>
+          <w:lang w:val="es-ES"/>
+        </w:rPr>
+        <w:t xml:space="preserve"> que de </w:t>
+      </w:r>
+      <w:proofErr w:type="spellStart"/>
+      <w:r>
+        <w:rPr>
+          <w:rFonts w:ascii="Brill" w:hAnsi="Brill"/>
+          <w:lang w:val="es-ES"/>
+        </w:rPr>
+        <w:t>alli</w:t>
+      </w:r>
+      <w:proofErr w:type="spellEnd"/>
+      <w:r>
+        <w:rPr>
+          <w:rFonts w:ascii="Brill" w:hAnsi="Brill"/>
+          <w:lang w:val="es-ES"/>
+        </w:rPr>
+        <w:t xml:space="preserve"> </w:t>
+      </w:r>
+      <w:proofErr w:type="spellStart"/>
+      <w:r>
+        <w:rPr>
+          <w:rFonts w:ascii="Brill" w:hAnsi="Brill"/>
+          <w:lang w:val="es-ES"/>
+        </w:rPr>
+        <w:t>alli</w:t>
+      </w:r>
+      <w:proofErr w:type="spellEnd"/>
+      <w:r>
+        <w:rPr>
+          <w:rFonts w:ascii="Brill" w:hAnsi="Brill"/>
+          <w:lang w:val="es-ES"/>
+        </w:rPr>
+        <w:t xml:space="preserve"> se nos olvida veyendo lo de cada </w:t>
+      </w:r>
+      <w:proofErr w:type="spellStart"/>
+      <w:r>
+        <w:rPr>
+          <w:rFonts w:ascii="Brill" w:hAnsi="Brill"/>
+          <w:lang w:val="es-ES"/>
+        </w:rPr>
+        <w:t>dia</w:t>
+      </w:r>
+      <w:proofErr w:type="spellEnd"/>
+      <w:r>
+        <w:rPr>
+          <w:rFonts w:ascii="Brill" w:hAnsi="Brill"/>
+          <w:lang w:val="es-ES"/>
+        </w:rPr>
+        <w:t xml:space="preserve"> por nuestros ojos non lo preciamos como devemos % esto es por la natura mala que ha en </w:t>
+      </w:r>
+      <w:proofErr w:type="spellStart"/>
+      <w:r>
+        <w:rPr>
+          <w:rFonts w:ascii="Brill" w:hAnsi="Brill"/>
+          <w:lang w:val="es-ES"/>
+        </w:rPr>
+        <w:t>si</w:t>
+      </w:r>
+      <w:proofErr w:type="spellEnd"/>
+      <w:r>
+        <w:rPr>
+          <w:rFonts w:ascii="Brill" w:hAnsi="Brill"/>
+          <w:lang w:val="es-ES"/>
+        </w:rPr>
+        <w:t xml:space="preserve"> que toman de lo que ve cada </w:t>
+      </w:r>
+      <w:proofErr w:type="spellStart"/>
+      <w:r>
+        <w:rPr>
+          <w:rFonts w:ascii="Brill" w:hAnsi="Brill"/>
+          <w:lang w:val="es-ES"/>
+        </w:rPr>
+        <w:t>dia</w:t>
+      </w:r>
+      <w:proofErr w:type="spellEnd"/>
+      <w:r>
+        <w:rPr>
+          <w:rFonts w:ascii="Brill" w:hAnsi="Brill"/>
+          <w:lang w:val="es-ES"/>
+        </w:rPr>
+        <w:t xml:space="preserve"> por sus ojos que </w:t>
+      </w:r>
+      <w:proofErr w:type="spellStart"/>
+      <w:r>
+        <w:rPr>
+          <w:rFonts w:ascii="Brill" w:hAnsi="Brill"/>
+          <w:lang w:val="es-ES"/>
+        </w:rPr>
+        <w:t>quando</w:t>
+      </w:r>
+      <w:proofErr w:type="spellEnd"/>
+      <w:r>
+        <w:rPr>
+          <w:rFonts w:ascii="Brill" w:hAnsi="Brill"/>
+          <w:lang w:val="es-ES"/>
+        </w:rPr>
+        <w:t xml:space="preserve"> lo ve primero </w:t>
+      </w:r>
+      <w:proofErr w:type="spellStart"/>
+      <w:r>
+        <w:rPr>
+          <w:rFonts w:ascii="Brill" w:hAnsi="Brill"/>
+          <w:lang w:val="es-ES"/>
+        </w:rPr>
+        <w:t>tien</w:t>
+      </w:r>
+      <w:proofErr w:type="spellEnd"/>
+      <w:r>
+        <w:rPr>
+          <w:rFonts w:ascii="Brill" w:hAnsi="Brill"/>
+          <w:lang w:val="es-ES"/>
+        </w:rPr>
+        <w:t xml:space="preserve"> lo por cosa </w:t>
+      </w:r>
+      <w:proofErr w:type="spellStart"/>
+      <w:r>
+        <w:rPr>
+          <w:rFonts w:ascii="Brill" w:hAnsi="Brill"/>
+          <w:lang w:val="es-ES"/>
+        </w:rPr>
+        <w:t>estrania</w:t>
+      </w:r>
+      <w:proofErr w:type="spellEnd"/>
+      <w:r>
+        <w:rPr>
+          <w:rFonts w:ascii="Brill" w:hAnsi="Brill"/>
+          <w:lang w:val="es-ES"/>
+        </w:rPr>
+        <w:t xml:space="preserve"> e maravilloso que </w:t>
+      </w:r>
+      <w:proofErr w:type="spellStart"/>
+      <w:r>
+        <w:rPr>
+          <w:rFonts w:ascii="Brill" w:hAnsi="Brill"/>
+          <w:lang w:val="es-ES"/>
+        </w:rPr>
+        <w:t>depues</w:t>
+      </w:r>
+      <w:proofErr w:type="spellEnd"/>
+      <w:r>
+        <w:rPr>
+          <w:rFonts w:ascii="Brill" w:hAnsi="Brill"/>
+          <w:lang w:val="es-ES"/>
+        </w:rPr>
+        <w:t xml:space="preserve"> que usa en ver lo cada </w:t>
+      </w:r>
+      <w:proofErr w:type="spellStart"/>
+      <w:r>
+        <w:rPr>
+          <w:rFonts w:ascii="Brill" w:hAnsi="Brill"/>
+          <w:lang w:val="es-ES"/>
+        </w:rPr>
+        <w:t>dia</w:t>
+      </w:r>
+      <w:proofErr w:type="spellEnd"/>
+      <w:r>
+        <w:rPr>
+          <w:rFonts w:ascii="Brill" w:hAnsi="Brill"/>
+          <w:lang w:val="es-ES"/>
+        </w:rPr>
+        <w:t xml:space="preserve"> un </w:t>
+      </w:r>
+      <w:proofErr w:type="spellStart"/>
+      <w:r>
+        <w:rPr>
+          <w:rFonts w:ascii="Brill" w:hAnsi="Brill"/>
+          <w:lang w:val="es-ES"/>
+        </w:rPr>
+        <w:t>dia</w:t>
+      </w:r>
+      <w:proofErr w:type="spellEnd"/>
+      <w:r>
+        <w:rPr>
+          <w:rFonts w:ascii="Brill" w:hAnsi="Brill"/>
+          <w:lang w:val="es-ES"/>
+        </w:rPr>
+        <w:t xml:space="preserve"> </w:t>
+      </w:r>
+      <w:proofErr w:type="spellStart"/>
+      <w:r>
+        <w:rPr>
+          <w:rFonts w:ascii="Brill" w:hAnsi="Brill"/>
+          <w:lang w:val="es-ES"/>
+        </w:rPr>
+        <w:t>pos</w:t>
+      </w:r>
+      <w:proofErr w:type="spellEnd"/>
+      <w:r>
+        <w:rPr>
+          <w:rFonts w:ascii="Brill" w:hAnsi="Brill"/>
+          <w:lang w:val="es-ES"/>
+        </w:rPr>
+        <w:t xml:space="preserve"> otro </w:t>
+      </w:r>
+      <w:proofErr w:type="spellStart"/>
+      <w:r>
+        <w:rPr>
+          <w:rFonts w:ascii="Brill" w:hAnsi="Brill"/>
+          <w:lang w:val="es-ES"/>
+        </w:rPr>
+        <w:t>tien</w:t>
+      </w:r>
+      <w:proofErr w:type="spellEnd"/>
+      <w:r>
+        <w:rPr>
+          <w:rFonts w:ascii="Brill" w:hAnsi="Brill"/>
+          <w:lang w:val="es-ES"/>
+        </w:rPr>
+        <w:t xml:space="preserve"> lo por cosa usada de cada </w:t>
+      </w:r>
+      <w:proofErr w:type="spellStart"/>
+      <w:r>
+        <w:rPr>
+          <w:rFonts w:ascii="Brill" w:hAnsi="Brill"/>
+          <w:lang w:val="es-ES"/>
+        </w:rPr>
+        <w:t>dia</w:t>
+      </w:r>
+      <w:proofErr w:type="spellEnd"/>
+      <w:r>
+        <w:rPr>
+          <w:rFonts w:ascii="Brill" w:hAnsi="Brill"/>
+          <w:lang w:val="es-ES"/>
+        </w:rPr>
+        <w:t xml:space="preserve"> % por eso fallamos una palabra que dize en la escritura que fue </w:t>
+      </w:r>
+      <w:r>
+        <w:rPr>
+          <w:rFonts w:ascii="Brill" w:hAnsi="Brill"/>
           <w:color w:val="FF0000"/>
           <w:lang w:val="es-ES"/>
         </w:rPr>
-        <w:t xml:space="preserve">16ra </w:t>
-      </w:r>
-      <w:r>
-        <w:rPr>
-          <w:lang w:val="es-ES"/>
-        </w:rPr>
-        <w:t>nos mas de quanto es que tal fue la su merced d</w:t>
-      </w:r>
-      <w:r>
-        <w:rPr>
+        <w:t xml:space="preserve">16rb </w:t>
+      </w:r>
+      <w:r>
+        <w:rPr>
+          <w:rFonts w:ascii="Brill" w:hAnsi="Brill"/>
+          <w:lang w:val="es-ES"/>
+        </w:rPr>
+        <w:t xml:space="preserve">dicha por boca del rey </w:t>
+      </w:r>
+      <w:proofErr w:type="spellStart"/>
+      <w:r>
+        <w:rPr>
+          <w:rFonts w:ascii="Brill" w:hAnsi="Brill"/>
+          <w:lang w:val="es-ES"/>
+        </w:rPr>
+        <w:t>Salamon</w:t>
+      </w:r>
+      <w:proofErr w:type="spellEnd"/>
+      <w:r>
+        <w:rPr>
+          <w:rFonts w:ascii="Brill" w:hAnsi="Brill"/>
+          <w:lang w:val="es-ES"/>
+        </w:rPr>
+        <w:t xml:space="preserve">. </w:t>
+      </w:r>
+      <w:proofErr w:type="spellStart"/>
+      <w:r>
+        <w:rPr>
+          <w:rFonts w:ascii="Brill" w:hAnsi="Brill"/>
+          <w:color w:val="E97132" w:themeColor="accent2"/>
+          <w:lang w:val="es-ES"/>
+        </w:rPr>
+        <w:t>Omne</w:t>
+      </w:r>
+      <w:proofErr w:type="spellEnd"/>
+      <w:r>
+        <w:rPr>
+          <w:rFonts w:ascii="Brill" w:hAnsi="Brill"/>
+          <w:color w:val="E97132" w:themeColor="accent2"/>
           <w:lang w:val="es-ES"/>
         </w:rPr>
         <w:t xml:space="preserve"> </w:t>
       </w:r>
-      <w:r>
-        <w:rPr>
-          <w:lang w:val="es-ES"/>
-        </w:rPr>
-        <w:t xml:space="preserve">el </w:t>
-      </w:r>
-      <w:r>
-        <w:rPr>
-          <w:lang w:val="es-ES"/>
-        </w:rPr>
-        <w:t xml:space="preserve">que nos </w:t>
-      </w:r>
-      <w:r>
-        <w:rPr>
-          <w:lang w:val="es-ES"/>
-        </w:rPr>
-        <w:t>quiso dexar remenbrancia d</w:t>
-      </w:r>
-      <w:r>
-        <w:rPr>
+      <w:proofErr w:type="spellStart"/>
+      <w:r>
+        <w:rPr>
+          <w:rFonts w:ascii="Brill" w:hAnsi="Brill"/>
+          <w:color w:val="E97132" w:themeColor="accent2"/>
+          <w:lang w:val="es-ES"/>
+        </w:rPr>
+        <w:t>rarum</w:t>
+      </w:r>
+      <w:proofErr w:type="spellEnd"/>
+      <w:r>
+        <w:rPr>
+          <w:rFonts w:ascii="Brill" w:hAnsi="Brill"/>
+          <w:color w:val="E97132" w:themeColor="accent2"/>
           <w:lang w:val="es-ES"/>
         </w:rPr>
         <w:t xml:space="preserve"> </w:t>
       </w:r>
-      <w:r>
-        <w:rPr>
-          <w:lang w:val="es-ES"/>
-        </w:rPr>
-        <w:t xml:space="preserve">el en el pan que se consagra por las palabras santas que se dizen sobre el altar en la misa % ca este pan fallamos nos que dixo el a sus decipulos el jueves de la cena % este es el mio cuerpo que vos do del nuevo testamento que ayades en remenbrancia de mi entre vos % e en otro lugar dixo en un evangelio yo soy el pan e el vino verdadero que del cielo decendi e el que comiere d este pan vivirra para sienpre % pues tan pecadores somos nos los cristianos que devemos a crer esta crencia que es la verdat por que avemos a ser salvos los que en el creyermos que de alli </w:t>
-      </w:r>
-      <w:r>
-        <w:rPr>
-          <w:lang w:val="es-ES"/>
-        </w:rPr>
-        <w:t>alli</w:t>
-      </w:r>
-      <w:r>
-        <w:rPr>
-          <w:lang w:val="es-ES"/>
-        </w:rPr>
-        <w:t xml:space="preserve"> se nos olvida veyendo lo de cada dia por nuestros ojos non lo preciamos como devemos % esto es por la natura mala que ha en si que toman de lo que ve cada dia por sus ojos que quando lo ve primero tien lo por cosa estrania e maravilloso que depues que usa en ver lo cada dia un dia pos otro tien lo por cosa usada de cada dia % por eso fallamos una palabra que dize en la escritura que fue </w:t>
-      </w:r>
-      <w:r>
-        <w:rPr>
+      <w:proofErr w:type="spellStart"/>
+      <w:r>
+        <w:rPr>
+          <w:rFonts w:ascii="Brill" w:hAnsi="Brill"/>
+          <w:color w:val="E97132" w:themeColor="accent2"/>
+          <w:lang w:val="es-ES"/>
+        </w:rPr>
+        <w:t>preciosum</w:t>
+      </w:r>
+      <w:proofErr w:type="spellEnd"/>
+      <w:r>
+        <w:rPr>
+          <w:rFonts w:ascii="Brill" w:hAnsi="Brill"/>
+          <w:lang w:val="es-ES"/>
+        </w:rPr>
+        <w:t xml:space="preserve"> % que quier dezir que todo cosa que se faz non a menudo de cada </w:t>
+      </w:r>
+      <w:proofErr w:type="spellStart"/>
+      <w:r>
+        <w:rPr>
+          <w:rFonts w:ascii="Brill" w:hAnsi="Brill"/>
+          <w:lang w:val="es-ES"/>
+        </w:rPr>
+        <w:t>dia</w:t>
+      </w:r>
+      <w:proofErr w:type="spellEnd"/>
+      <w:r>
+        <w:rPr>
+          <w:rFonts w:ascii="Brill" w:hAnsi="Brill"/>
+          <w:lang w:val="es-ES"/>
+        </w:rPr>
+        <w:t xml:space="preserve"> es preciada % pues por esta </w:t>
+      </w:r>
+      <w:proofErr w:type="spellStart"/>
+      <w:r>
+        <w:rPr>
+          <w:rFonts w:ascii="Brill" w:hAnsi="Brill"/>
+          <w:lang w:val="es-ES"/>
+        </w:rPr>
+        <w:t>razon</w:t>
+      </w:r>
+      <w:proofErr w:type="spellEnd"/>
+      <w:r>
+        <w:rPr>
+          <w:rFonts w:ascii="Brill" w:hAnsi="Brill"/>
+          <w:lang w:val="es-ES"/>
+        </w:rPr>
+        <w:t xml:space="preserve"> </w:t>
+      </w:r>
+      <w:proofErr w:type="spellStart"/>
+      <w:r>
+        <w:rPr>
+          <w:rFonts w:ascii="Brill" w:hAnsi="Brill"/>
+          <w:lang w:val="es-ES"/>
+        </w:rPr>
+        <w:t>mio</w:t>
+      </w:r>
+      <w:proofErr w:type="spellEnd"/>
+      <w:r>
+        <w:rPr>
+          <w:rFonts w:ascii="Brill" w:hAnsi="Brill"/>
+          <w:lang w:val="es-ES"/>
+        </w:rPr>
+        <w:t xml:space="preserve"> fijo pues quiso el nuestro señor </w:t>
+      </w:r>
+      <w:proofErr w:type="spellStart"/>
+      <w:r>
+        <w:rPr>
+          <w:rFonts w:ascii="Brill" w:hAnsi="Brill"/>
+          <w:lang w:val="es-ES"/>
+        </w:rPr>
+        <w:t>levar</w:t>
+      </w:r>
+      <w:proofErr w:type="spellEnd"/>
+      <w:r>
+        <w:rPr>
+          <w:rFonts w:ascii="Brill" w:hAnsi="Brill"/>
+          <w:lang w:val="es-ES"/>
+        </w:rPr>
+        <w:t xml:space="preserve"> consigo el su cuerpo el </w:t>
+      </w:r>
+      <w:proofErr w:type="spellStart"/>
+      <w:r>
+        <w:rPr>
+          <w:rFonts w:ascii="Brill" w:hAnsi="Brill"/>
+          <w:lang w:val="es-ES"/>
+        </w:rPr>
+        <w:t>dia</w:t>
+      </w:r>
+      <w:proofErr w:type="spellEnd"/>
+      <w:r>
+        <w:rPr>
+          <w:rFonts w:ascii="Brill" w:hAnsi="Brill"/>
+          <w:lang w:val="es-ES"/>
+        </w:rPr>
+        <w:t xml:space="preserve"> que </w:t>
+      </w:r>
+      <w:proofErr w:type="spellStart"/>
+      <w:r>
+        <w:rPr>
+          <w:rFonts w:ascii="Brill" w:hAnsi="Brill"/>
+          <w:lang w:val="es-ES"/>
+        </w:rPr>
+        <w:t>sobio</w:t>
+      </w:r>
+      <w:proofErr w:type="spellEnd"/>
+      <w:r>
+        <w:rPr>
+          <w:rFonts w:ascii="Brill" w:hAnsi="Brill"/>
+          <w:lang w:val="es-ES"/>
+        </w:rPr>
+        <w:t xml:space="preserve"> al cielo cada dos vegadas nos quiso el provar que precio le </w:t>
+      </w:r>
+      <w:proofErr w:type="spellStart"/>
+      <w:r>
+        <w:rPr>
+          <w:rFonts w:ascii="Brill" w:hAnsi="Brill"/>
+          <w:lang w:val="es-ES"/>
+        </w:rPr>
+        <w:t>poniamos</w:t>
+      </w:r>
+      <w:proofErr w:type="spellEnd"/>
+      <w:r>
+        <w:rPr>
+          <w:rFonts w:ascii="Brill" w:hAnsi="Brill"/>
+          <w:lang w:val="es-ES"/>
+        </w:rPr>
+        <w:t xml:space="preserve"> % la primera fue </w:t>
+      </w:r>
+      <w:proofErr w:type="spellStart"/>
+      <w:r>
+        <w:rPr>
+          <w:rFonts w:ascii="Brill" w:hAnsi="Brill"/>
+          <w:lang w:val="es-ES"/>
+        </w:rPr>
+        <w:t>quando</w:t>
+      </w:r>
+      <w:proofErr w:type="spellEnd"/>
+      <w:r>
+        <w:rPr>
+          <w:rFonts w:ascii="Brill" w:hAnsi="Brill"/>
+          <w:lang w:val="es-ES"/>
+        </w:rPr>
+        <w:t xml:space="preserve"> gelo apreciaron muy mal e lo </w:t>
+      </w:r>
+      <w:proofErr w:type="spellStart"/>
+      <w:r>
+        <w:rPr>
+          <w:rFonts w:ascii="Brill" w:hAnsi="Brill"/>
+          <w:lang w:val="es-ES"/>
+        </w:rPr>
+        <w:t>vendioron</w:t>
+      </w:r>
+      <w:proofErr w:type="spellEnd"/>
+      <w:r>
+        <w:rPr>
+          <w:rFonts w:ascii="Brill" w:hAnsi="Brill"/>
+          <w:lang w:val="es-ES"/>
+        </w:rPr>
+        <w:t xml:space="preserve"> por </w:t>
+      </w:r>
+      <w:proofErr w:type="spellStart"/>
+      <w:r>
+        <w:rPr>
+          <w:rFonts w:ascii="Brill" w:hAnsi="Brill"/>
+          <w:lang w:val="es-ES"/>
+        </w:rPr>
+        <w:t>xxx</w:t>
+      </w:r>
+      <w:proofErr w:type="spellEnd"/>
+      <w:r>
+        <w:rPr>
+          <w:rFonts w:ascii="Brill" w:hAnsi="Brill"/>
+          <w:lang w:val="es-ES"/>
+        </w:rPr>
+        <w:t xml:space="preserve"> dineros de </w:t>
+      </w:r>
+      <w:proofErr w:type="spellStart"/>
+      <w:r>
+        <w:rPr>
+          <w:rFonts w:ascii="Brill" w:hAnsi="Brill"/>
+          <w:lang w:val="es-ES"/>
+        </w:rPr>
+        <w:t>prata</w:t>
+      </w:r>
+      <w:proofErr w:type="spellEnd"/>
+      <w:r>
+        <w:rPr>
+          <w:rFonts w:ascii="Brill" w:hAnsi="Brill"/>
+          <w:lang w:val="es-ES"/>
+        </w:rPr>
+        <w:t xml:space="preserve"> % la segunda nos quiso </w:t>
+      </w:r>
+      <w:proofErr w:type="spellStart"/>
+      <w:r>
+        <w:rPr>
+          <w:rFonts w:ascii="Brill" w:hAnsi="Brill"/>
+          <w:lang w:val="es-ES"/>
+        </w:rPr>
+        <w:t>dexar</w:t>
+      </w:r>
+      <w:proofErr w:type="spellEnd"/>
+      <w:r>
+        <w:rPr>
+          <w:rFonts w:ascii="Brill" w:hAnsi="Brill"/>
+          <w:lang w:val="es-ES"/>
+        </w:rPr>
+        <w:t xml:space="preserve"> el pan </w:t>
+      </w:r>
+      <w:proofErr w:type="spellStart"/>
+      <w:r>
+        <w:rPr>
+          <w:rFonts w:ascii="Brill" w:hAnsi="Brill"/>
+          <w:lang w:val="es-ES"/>
+        </w:rPr>
+        <w:t>bendicho</w:t>
+      </w:r>
+      <w:proofErr w:type="spellEnd"/>
+      <w:r>
+        <w:rPr>
+          <w:rFonts w:ascii="Brill" w:hAnsi="Brill"/>
+          <w:lang w:val="es-ES"/>
+        </w:rPr>
+        <w:t xml:space="preserve"> consagrado en </w:t>
+      </w:r>
+      <w:proofErr w:type="spellStart"/>
+      <w:r>
+        <w:rPr>
+          <w:rFonts w:ascii="Brill" w:hAnsi="Brill"/>
+          <w:lang w:val="es-ES"/>
+        </w:rPr>
+        <w:t>remenbrança</w:t>
+      </w:r>
+      <w:proofErr w:type="spellEnd"/>
+      <w:r>
+        <w:rPr>
+          <w:rFonts w:ascii="Brill" w:hAnsi="Brill"/>
+          <w:lang w:val="es-ES"/>
+        </w:rPr>
+        <w:t xml:space="preserve"> de si por nos provar a cada uno que precio </w:t>
+      </w:r>
+      <w:proofErr w:type="spellStart"/>
+      <w:r>
+        <w:rPr>
+          <w:rFonts w:ascii="Brill" w:hAnsi="Brill"/>
+          <w:lang w:val="es-ES"/>
+        </w:rPr>
+        <w:t>porniemos</w:t>
+      </w:r>
+      <w:proofErr w:type="spellEnd"/>
+      <w:r>
+        <w:rPr>
+          <w:rFonts w:ascii="Brill" w:hAnsi="Brill"/>
+          <w:lang w:val="es-ES"/>
+        </w:rPr>
+        <w:t xml:space="preserve"> en </w:t>
+      </w:r>
+      <w:proofErr w:type="spellStart"/>
+      <w:r>
+        <w:rPr>
+          <w:rFonts w:ascii="Brill" w:hAnsi="Brill"/>
+          <w:lang w:val="es-ES"/>
+        </w:rPr>
+        <w:t>crer</w:t>
+      </w:r>
+      <w:proofErr w:type="spellEnd"/>
+      <w:r>
+        <w:rPr>
+          <w:rFonts w:ascii="Brill" w:hAnsi="Brill"/>
+          <w:lang w:val="es-ES"/>
+        </w:rPr>
+        <w:t xml:space="preserve"> por el </w:t>
+      </w:r>
+      <w:proofErr w:type="spellStart"/>
+      <w:r>
+        <w:rPr>
+          <w:rFonts w:ascii="Brill" w:hAnsi="Brill"/>
+          <w:lang w:val="es-ES"/>
+        </w:rPr>
+        <w:t>e</w:t>
+      </w:r>
+      <w:proofErr w:type="spellEnd"/>
+      <w:r>
+        <w:rPr>
+          <w:rFonts w:ascii="Brill" w:hAnsi="Brill"/>
+          <w:lang w:val="es-ES"/>
+        </w:rPr>
+        <w:t xml:space="preserve"> en amar lo </w:t>
+      </w:r>
+      <w:proofErr w:type="spellStart"/>
+      <w:r>
+        <w:rPr>
+          <w:rFonts w:ascii="Brill" w:hAnsi="Brill"/>
+          <w:lang w:val="es-ES"/>
+        </w:rPr>
+        <w:t>e</w:t>
+      </w:r>
+      <w:proofErr w:type="spellEnd"/>
+      <w:r>
+        <w:rPr>
+          <w:rFonts w:ascii="Brill" w:hAnsi="Brill"/>
+          <w:lang w:val="es-ES"/>
+        </w:rPr>
+        <w:t xml:space="preserve"> en fiar por el % e </w:t>
+      </w:r>
+      <w:proofErr w:type="spellStart"/>
+      <w:r>
+        <w:rPr>
+          <w:rFonts w:ascii="Brill" w:hAnsi="Brill"/>
+          <w:lang w:val="es-ES"/>
+        </w:rPr>
+        <w:t>desi</w:t>
+      </w:r>
+      <w:proofErr w:type="spellEnd"/>
+      <w:r>
+        <w:rPr>
+          <w:rFonts w:ascii="Brill" w:hAnsi="Brill"/>
+          <w:lang w:val="es-ES"/>
+        </w:rPr>
+        <w:t xml:space="preserve"> encima en temer lo % ca estas tres cosas que te dixe ante d esta se encierran en esta postremera que es el temer lo ca la primera que te dixe de </w:t>
+      </w:r>
+      <w:proofErr w:type="spellStart"/>
+      <w:r>
+        <w:rPr>
+          <w:rFonts w:ascii="Brill" w:hAnsi="Brill"/>
+          <w:lang w:val="es-ES"/>
+        </w:rPr>
+        <w:t>crer</w:t>
+      </w:r>
+      <w:proofErr w:type="spellEnd"/>
+      <w:r>
+        <w:rPr>
+          <w:rFonts w:ascii="Brill" w:hAnsi="Brill"/>
+          <w:lang w:val="es-ES"/>
+        </w:rPr>
+        <w:t xml:space="preserve"> por el % sabe que </w:t>
+      </w:r>
+      <w:proofErr w:type="spellStart"/>
+      <w:r>
+        <w:rPr>
+          <w:rFonts w:ascii="Brill" w:hAnsi="Brill"/>
+          <w:lang w:val="es-ES"/>
+        </w:rPr>
+        <w:t>crencia</w:t>
+      </w:r>
+      <w:proofErr w:type="spellEnd"/>
+      <w:r>
+        <w:rPr>
+          <w:rFonts w:ascii="Brill" w:hAnsi="Brill"/>
+          <w:lang w:val="es-ES"/>
+        </w:rPr>
+        <w:t xml:space="preserve"> non puede y ser arraigada si temor y non ha % ca el temor trae al ombre a aver miedo que es aquello </w:t>
+      </w:r>
+      <w:proofErr w:type="spellStart"/>
+      <w:r>
+        <w:rPr>
+          <w:rFonts w:ascii="Brill" w:hAnsi="Brill"/>
+          <w:lang w:val="es-ES"/>
+        </w:rPr>
+        <w:t>por que</w:t>
+      </w:r>
+      <w:proofErr w:type="spellEnd"/>
+      <w:r>
+        <w:rPr>
+          <w:rFonts w:ascii="Brill" w:hAnsi="Brill"/>
+          <w:lang w:val="es-ES"/>
+        </w:rPr>
+        <w:t xml:space="preserve"> puede ser salvo o perdido % otro si la segunda cosa es el amor e esto tan bien tañe a los señores terrenales como a dios % que todo gran señor a de aver esta dos cosas en </w:t>
+      </w:r>
+      <w:proofErr w:type="spellStart"/>
+      <w:r>
+        <w:rPr>
+          <w:rFonts w:ascii="Brill" w:hAnsi="Brill"/>
+          <w:lang w:val="es-ES"/>
+        </w:rPr>
+        <w:t>si</w:t>
+      </w:r>
+      <w:proofErr w:type="spellEnd"/>
+      <w:r>
+        <w:rPr>
+          <w:rFonts w:ascii="Brill" w:hAnsi="Brill"/>
+          <w:lang w:val="es-ES"/>
+        </w:rPr>
+        <w:t xml:space="preserve"> que lo teman e que lo amen ca estas dos cosas an de andar de consuno e non val nada la una sin la otra % e </w:t>
+      </w:r>
+      <w:proofErr w:type="spellStart"/>
+      <w:r>
+        <w:rPr>
+          <w:rFonts w:ascii="Brill" w:hAnsi="Brill"/>
+          <w:lang w:val="es-ES"/>
+        </w:rPr>
+        <w:t>quando</w:t>
+      </w:r>
+      <w:proofErr w:type="spellEnd"/>
+      <w:r>
+        <w:rPr>
+          <w:rFonts w:ascii="Brill" w:hAnsi="Brill"/>
+          <w:lang w:val="es-ES"/>
+        </w:rPr>
+        <w:t xml:space="preserve"> </w:t>
+      </w:r>
+      <w:proofErr w:type="spellStart"/>
+      <w:r>
+        <w:rPr>
+          <w:rFonts w:ascii="Brill" w:hAnsi="Brill"/>
+          <w:lang w:val="es-ES"/>
+        </w:rPr>
+        <w:t>anbas</w:t>
+      </w:r>
+      <w:proofErr w:type="spellEnd"/>
+      <w:r>
+        <w:rPr>
+          <w:rFonts w:ascii="Brill" w:hAnsi="Brill"/>
+          <w:lang w:val="es-ES"/>
+        </w:rPr>
+        <w:t xml:space="preserve"> estas cosas </w:t>
+      </w:r>
+      <w:r>
+        <w:rPr>
+          <w:rFonts w:ascii="Brill" w:hAnsi="Brill"/>
           <w:color w:val="FF0000"/>
           <w:lang w:val="es-ES"/>
         </w:rPr>
-        <w:t xml:space="preserve">16rb </w:t>
-      </w:r>
-      <w:r>
-        <w:rPr>
-          <w:lang w:val="es-ES"/>
-        </w:rPr>
-        <w:t xml:space="preserve">dicha por boca del rey Salamon. </w:t>
-      </w:r>
-      <w:r>
-        <w:rPr>
-          <w:color w:val="E97132" w:themeColor="accent2"/>
-          <w:lang w:val="es-ES"/>
-        </w:rPr>
-        <w:t>O</w:t>
-      </w:r>
-      <w:r>
-        <w:rPr>
-          <w:color w:val="E97132" w:themeColor="accent2"/>
-          <w:lang w:val="es-ES"/>
-        </w:rPr>
-        <w:t>mne rarum preciosum</w:t>
-      </w:r>
-      <w:r>
-        <w:rPr>
-          <w:lang w:val="es-ES"/>
-        </w:rPr>
-        <w:t xml:space="preserve"> % que quier dezir que </w:t>
-      </w:r>
-      <w:r>
-        <w:rPr>
-          <w:lang w:val="es-ES"/>
-        </w:rPr>
-        <w:t>todo</w:t>
-      </w:r>
-      <w:r>
-        <w:rPr>
-          <w:lang w:val="es-ES"/>
-        </w:rPr>
-        <w:t xml:space="preserve"> cosa que se faz non a menudo de cada dia es preciada % pues por esta razon mio fijo pues quiso el nuestro señor levar consigo el su cuerpo el dia que sobio al cielo cada dos vegadas nos quiso el provar que precio le poniamos % la primera fue quando gelo apreciaron muy mal e lo vendioron por xxx dineros de prata % la segunda nos quiso dexar el pan bendicho consagrado en remenbrança de si por nos provar a cada uno que precio porniemos en crer por el e en amar lo e en fiar por el % e desi encima en temer lo % ca estas tres cosas que te dixe ante d esta se encierran en esta postremera que es el temer lo ca la primera que te dixe de crer por el % sabe que crencia non puede y ser arraigada si temor y non ha % ca el temor trae al ombre a aver miedo que es aquello por que puede ser salvo o perdido % otro si la segunda cosa es el amor e esto tan bien tañe a los señores terrenales como a dios % que todo gran señor a de aver </w:t>
-      </w:r>
-      <w:r>
-        <w:rPr>
-          <w:lang w:val="es-ES"/>
-        </w:rPr>
-        <w:t>esta</w:t>
-      </w:r>
-      <w:r>
-        <w:rPr>
-          <w:lang w:val="es-ES"/>
-        </w:rPr>
-        <w:t xml:space="preserve"> dos cosas en si que lo teman e que lo amen ca estas dos cosas an de andar de consuno e non val nada la una sin la otra % e quando anbas estas cosas </w:t>
-      </w:r>
-      <w:r>
-        <w:rPr>
+        <w:t xml:space="preserve">16va </w:t>
+      </w:r>
+      <w:r>
+        <w:rPr>
+          <w:rFonts w:ascii="Brill" w:hAnsi="Brill"/>
+          <w:lang w:val="es-ES"/>
+        </w:rPr>
+        <w:t xml:space="preserve">son de consuno el señor es </w:t>
+      </w:r>
+      <w:proofErr w:type="spellStart"/>
+      <w:r>
+        <w:rPr>
+          <w:rFonts w:ascii="Brill" w:hAnsi="Brill"/>
+          <w:lang w:val="es-ES"/>
+        </w:rPr>
+        <w:t>qual</w:t>
+      </w:r>
+      <w:proofErr w:type="spellEnd"/>
+      <w:r>
+        <w:rPr>
+          <w:rFonts w:ascii="Brill" w:hAnsi="Brill"/>
+          <w:lang w:val="es-ES"/>
+        </w:rPr>
+        <w:t xml:space="preserve"> deve ser e fazen los ombres lo que deven fazer % la tercera cosa es la </w:t>
+      </w:r>
+      <w:proofErr w:type="spellStart"/>
+      <w:r>
+        <w:rPr>
+          <w:rFonts w:ascii="Brill" w:hAnsi="Brill"/>
+          <w:lang w:val="es-ES"/>
+        </w:rPr>
+        <w:t>fiança</w:t>
+      </w:r>
+      <w:proofErr w:type="spellEnd"/>
+      <w:r>
+        <w:rPr>
+          <w:rFonts w:ascii="Brill" w:hAnsi="Brill"/>
+          <w:lang w:val="es-ES"/>
+        </w:rPr>
+        <w:t xml:space="preserve"> e nunca ombre la puede aver que sea bona sin temor que por aquello en que ha </w:t>
+      </w:r>
+      <w:proofErr w:type="spellStart"/>
+      <w:r>
+        <w:rPr>
+          <w:rFonts w:ascii="Brill" w:hAnsi="Brill"/>
+          <w:lang w:val="es-ES"/>
+        </w:rPr>
+        <w:t>fiança</w:t>
+      </w:r>
+      <w:proofErr w:type="spellEnd"/>
+      <w:r>
+        <w:rPr>
+          <w:rFonts w:ascii="Brill" w:hAnsi="Brill"/>
+          <w:lang w:val="es-ES"/>
+        </w:rPr>
+        <w:t xml:space="preserve"> </w:t>
+      </w:r>
+      <w:proofErr w:type="spellStart"/>
+      <w:r>
+        <w:rPr>
+          <w:rFonts w:ascii="Brill" w:hAnsi="Brill"/>
+          <w:lang w:val="es-ES"/>
+        </w:rPr>
+        <w:t>a</w:t>
+      </w:r>
+      <w:proofErr w:type="spellEnd"/>
+      <w:r>
+        <w:rPr>
+          <w:rFonts w:ascii="Brill" w:hAnsi="Brill"/>
+          <w:lang w:val="es-ES"/>
+        </w:rPr>
+        <w:t xml:space="preserve"> de ser salvo o perdido e por esta </w:t>
+      </w:r>
+      <w:proofErr w:type="spellStart"/>
+      <w:r>
+        <w:rPr>
+          <w:rFonts w:ascii="Brill" w:hAnsi="Brill"/>
+          <w:lang w:val="es-ES"/>
+        </w:rPr>
+        <w:t>razon</w:t>
+      </w:r>
+      <w:proofErr w:type="spellEnd"/>
+      <w:r>
+        <w:rPr>
+          <w:rFonts w:ascii="Brill" w:hAnsi="Brill"/>
+          <w:lang w:val="es-ES"/>
+        </w:rPr>
+        <w:t xml:space="preserve"> d este precio </w:t>
+      </w:r>
+      <w:proofErr w:type="spellStart"/>
+      <w:r>
+        <w:rPr>
+          <w:rFonts w:ascii="Brill" w:hAnsi="Brill"/>
+          <w:lang w:val="es-ES"/>
+        </w:rPr>
+        <w:t>qu</w:t>
+      </w:r>
+      <w:proofErr w:type="spellEnd"/>
+      <w:r>
+        <w:rPr>
+          <w:rFonts w:ascii="Brill" w:hAnsi="Brill"/>
+          <w:lang w:val="es-ES"/>
+        </w:rPr>
+        <w:t xml:space="preserve"> </w:t>
+      </w:r>
+      <w:proofErr w:type="spellStart"/>
+      <w:r>
+        <w:rPr>
+          <w:rFonts w:ascii="Brill" w:hAnsi="Brill"/>
+          <w:lang w:val="es-ES"/>
+        </w:rPr>
+        <w:t>el</w:t>
+      </w:r>
+      <w:proofErr w:type="spellEnd"/>
+      <w:r>
+        <w:rPr>
+          <w:rFonts w:ascii="Brill" w:hAnsi="Brill"/>
+          <w:lang w:val="es-ES"/>
+        </w:rPr>
+        <w:t xml:space="preserve"> quiso poner al su cuerpo que se consagra sobre el santo altar segund te ya dixe % fallamos que dixo el nuestro señor a santo Tomas </w:t>
+      </w:r>
+      <w:proofErr w:type="spellStart"/>
+      <w:r>
+        <w:rPr>
+          <w:rFonts w:ascii="Brill" w:hAnsi="Brill"/>
+          <w:lang w:val="es-ES"/>
+        </w:rPr>
+        <w:t>apostol</w:t>
+      </w:r>
+      <w:proofErr w:type="spellEnd"/>
+      <w:r>
+        <w:rPr>
+          <w:rFonts w:ascii="Brill" w:hAnsi="Brill"/>
+          <w:lang w:val="es-ES"/>
+        </w:rPr>
+        <w:t xml:space="preserve"> </w:t>
+      </w:r>
+      <w:proofErr w:type="spellStart"/>
+      <w:r>
+        <w:rPr>
+          <w:rFonts w:ascii="Brill" w:hAnsi="Brill"/>
+          <w:lang w:val="es-ES"/>
+        </w:rPr>
+        <w:t>veyestime</w:t>
+      </w:r>
+      <w:proofErr w:type="spellEnd"/>
+      <w:r>
+        <w:rPr>
+          <w:rFonts w:ascii="Brill" w:hAnsi="Brill"/>
+          <w:lang w:val="es-ES"/>
+        </w:rPr>
+        <w:t xml:space="preserve"> e </w:t>
+      </w:r>
+      <w:proofErr w:type="spellStart"/>
+      <w:r>
+        <w:rPr>
+          <w:rFonts w:ascii="Brill" w:hAnsi="Brill"/>
+          <w:lang w:val="es-ES"/>
+        </w:rPr>
+        <w:t>creiste</w:t>
+      </w:r>
+      <w:proofErr w:type="spellEnd"/>
+      <w:r>
+        <w:rPr>
+          <w:rFonts w:ascii="Brill" w:hAnsi="Brill"/>
+          <w:lang w:val="es-ES"/>
+        </w:rPr>
+        <w:t xml:space="preserve"> en mi % bien aventurados </w:t>
+      </w:r>
+      <w:proofErr w:type="spellStart"/>
+      <w:r>
+        <w:rPr>
+          <w:rFonts w:ascii="Brill" w:hAnsi="Brill"/>
+          <w:lang w:val="es-ES"/>
+        </w:rPr>
+        <w:t>seran</w:t>
+      </w:r>
+      <w:proofErr w:type="spellEnd"/>
+      <w:r>
+        <w:rPr>
+          <w:rFonts w:ascii="Brill" w:hAnsi="Brill"/>
+          <w:lang w:val="es-ES"/>
+        </w:rPr>
+        <w:t xml:space="preserve"> los que me non </w:t>
+      </w:r>
+      <w:proofErr w:type="spellStart"/>
+      <w:r>
+        <w:rPr>
+          <w:rFonts w:ascii="Brill" w:hAnsi="Brill"/>
+          <w:lang w:val="es-ES"/>
+        </w:rPr>
+        <w:t>veran</w:t>
+      </w:r>
+      <w:proofErr w:type="spellEnd"/>
+      <w:r>
+        <w:rPr>
+          <w:rFonts w:ascii="Brill" w:hAnsi="Brill"/>
+          <w:lang w:val="es-ES"/>
+        </w:rPr>
+        <w:t xml:space="preserve"> e me </w:t>
+      </w:r>
+      <w:proofErr w:type="spellStart"/>
+      <w:r>
+        <w:rPr>
+          <w:rFonts w:ascii="Brill" w:hAnsi="Brill"/>
+          <w:lang w:val="es-ES"/>
+        </w:rPr>
+        <w:t>creeran</w:t>
+      </w:r>
+      <w:proofErr w:type="spellEnd"/>
+      <w:r>
+        <w:rPr>
+          <w:rFonts w:ascii="Brill" w:hAnsi="Brill"/>
+          <w:lang w:val="es-ES"/>
+        </w:rPr>
+        <w:t xml:space="preserve"> % e agora quiero que sepas en esto que mucho </w:t>
+      </w:r>
+      <w:proofErr w:type="spellStart"/>
+      <w:r>
+        <w:rPr>
+          <w:rFonts w:ascii="Brill" w:hAnsi="Brill"/>
+          <w:lang w:val="es-ES"/>
+        </w:rPr>
+        <w:t>mas</w:t>
+      </w:r>
+      <w:proofErr w:type="spellEnd"/>
+      <w:r>
+        <w:rPr>
+          <w:rFonts w:ascii="Brill" w:hAnsi="Brill"/>
+          <w:lang w:val="es-ES"/>
+        </w:rPr>
+        <w:t xml:space="preserve"> gradece dios al ombre en </w:t>
+      </w:r>
+      <w:proofErr w:type="spellStart"/>
+      <w:r>
+        <w:rPr>
+          <w:rFonts w:ascii="Brill" w:hAnsi="Brill"/>
+          <w:lang w:val="es-ES"/>
+        </w:rPr>
+        <w:t>crer</w:t>
+      </w:r>
+      <w:proofErr w:type="spellEnd"/>
+      <w:r>
+        <w:rPr>
+          <w:rFonts w:ascii="Brill" w:hAnsi="Brill"/>
+          <w:lang w:val="es-ES"/>
+        </w:rPr>
+        <w:t xml:space="preserve"> </w:t>
+      </w:r>
+      <w:proofErr w:type="spellStart"/>
+      <w:r>
+        <w:rPr>
+          <w:rFonts w:ascii="Brill" w:hAnsi="Brill"/>
+          <w:lang w:val="es-ES"/>
+        </w:rPr>
+        <w:t>qu</w:t>
+      </w:r>
+      <w:proofErr w:type="spellEnd"/>
+      <w:r>
+        <w:rPr>
+          <w:rFonts w:ascii="Brill" w:hAnsi="Brill"/>
+          <w:lang w:val="es-ES"/>
+        </w:rPr>
+        <w:t xml:space="preserve"> el su cuerpo es aquel que se consagra sobre el altar verdadero e sin ninguna duda que si el </w:t>
+      </w:r>
+      <w:proofErr w:type="spellStart"/>
+      <w:r>
+        <w:rPr>
+          <w:rFonts w:ascii="Brill" w:hAnsi="Brill"/>
+          <w:lang w:val="es-ES"/>
+        </w:rPr>
+        <w:t>andodiese</w:t>
+      </w:r>
+      <w:proofErr w:type="spellEnd"/>
+      <w:r>
+        <w:rPr>
+          <w:rFonts w:ascii="Brill" w:hAnsi="Brill"/>
+          <w:lang w:val="es-ES"/>
+        </w:rPr>
+        <w:t xml:space="preserve"> por la tierra e lo aguardasen como aguardaron los </w:t>
+      </w:r>
+      <w:proofErr w:type="spellStart"/>
+      <w:r>
+        <w:rPr>
+          <w:rFonts w:ascii="Brill" w:hAnsi="Brill"/>
+          <w:lang w:val="es-ES"/>
+        </w:rPr>
+        <w:t>apostoles</w:t>
+      </w:r>
+      <w:proofErr w:type="spellEnd"/>
+      <w:r>
+        <w:rPr>
+          <w:rFonts w:ascii="Brill" w:hAnsi="Brill"/>
+          <w:lang w:val="es-ES"/>
+        </w:rPr>
+        <w:t xml:space="preserve"> % que </w:t>
+      </w:r>
+      <w:proofErr w:type="spellStart"/>
+      <w:r>
+        <w:rPr>
+          <w:rFonts w:ascii="Brill" w:hAnsi="Brill"/>
+          <w:lang w:val="es-ES"/>
+        </w:rPr>
+        <w:t>razon</w:t>
+      </w:r>
+      <w:proofErr w:type="spellEnd"/>
+      <w:r>
+        <w:rPr>
+          <w:rFonts w:ascii="Brill" w:hAnsi="Brill"/>
+          <w:lang w:val="es-ES"/>
+        </w:rPr>
+        <w:t xml:space="preserve"> derecha y a que es </w:t>
+      </w:r>
+      <w:proofErr w:type="spellStart"/>
+      <w:r>
+        <w:rPr>
+          <w:rFonts w:ascii="Brill" w:hAnsi="Brill"/>
+          <w:lang w:val="es-ES"/>
+        </w:rPr>
+        <w:t>asi</w:t>
+      </w:r>
+      <w:proofErr w:type="spellEnd"/>
+      <w:r>
+        <w:rPr>
+          <w:rFonts w:ascii="Brill" w:hAnsi="Brill"/>
+          <w:lang w:val="es-ES"/>
+        </w:rPr>
+        <w:t xml:space="preserve"> % la primera </w:t>
+      </w:r>
+      <w:proofErr w:type="spellStart"/>
+      <w:r>
+        <w:rPr>
+          <w:rFonts w:ascii="Brill" w:hAnsi="Brill"/>
+          <w:lang w:val="es-ES"/>
+        </w:rPr>
+        <w:t>quando</w:t>
+      </w:r>
+      <w:proofErr w:type="spellEnd"/>
+      <w:r>
+        <w:rPr>
+          <w:rFonts w:ascii="Brill" w:hAnsi="Brill"/>
+          <w:lang w:val="es-ES"/>
+        </w:rPr>
+        <w:t xml:space="preserve"> el ombre </w:t>
+      </w:r>
+      <w:proofErr w:type="spellStart"/>
+      <w:r>
+        <w:rPr>
+          <w:rFonts w:ascii="Brill" w:hAnsi="Brill"/>
+          <w:lang w:val="es-ES"/>
+        </w:rPr>
+        <w:t>crey</w:t>
+      </w:r>
+      <w:proofErr w:type="spellEnd"/>
+      <w:r>
+        <w:rPr>
+          <w:rFonts w:ascii="Brill" w:hAnsi="Brill"/>
+          <w:lang w:val="es-ES"/>
+        </w:rPr>
+        <w:t xml:space="preserve"> lo </w:t>
+      </w:r>
+      <w:proofErr w:type="spellStart"/>
+      <w:r>
+        <w:rPr>
+          <w:rFonts w:ascii="Brill" w:hAnsi="Brill"/>
+          <w:lang w:val="es-ES"/>
+        </w:rPr>
+        <w:t>qu</w:t>
+      </w:r>
+      <w:proofErr w:type="spellEnd"/>
+      <w:r>
+        <w:rPr>
+          <w:rFonts w:ascii="Brill" w:hAnsi="Brill"/>
+          <w:lang w:val="es-ES"/>
+        </w:rPr>
+        <w:t xml:space="preserve"> el mando que </w:t>
+      </w:r>
+      <w:proofErr w:type="spellStart"/>
+      <w:r>
+        <w:rPr>
+          <w:rFonts w:ascii="Brill" w:hAnsi="Brill"/>
+          <w:lang w:val="es-ES"/>
+        </w:rPr>
+        <w:t>feziesemos</w:t>
+      </w:r>
+      <w:proofErr w:type="spellEnd"/>
+      <w:r>
+        <w:rPr>
+          <w:rFonts w:ascii="Brill" w:hAnsi="Brill"/>
+          <w:lang w:val="es-ES"/>
+        </w:rPr>
+        <w:t xml:space="preserve"> por </w:t>
+      </w:r>
+      <w:proofErr w:type="spellStart"/>
+      <w:r>
+        <w:rPr>
+          <w:rFonts w:ascii="Brill" w:hAnsi="Brill"/>
+          <w:lang w:val="es-ES"/>
+        </w:rPr>
+        <w:t>aqui</w:t>
+      </w:r>
+      <w:proofErr w:type="spellEnd"/>
+      <w:r>
+        <w:rPr>
+          <w:rFonts w:ascii="Brill" w:hAnsi="Brill"/>
+          <w:lang w:val="es-ES"/>
+        </w:rPr>
+        <w:t xml:space="preserve"> se </w:t>
+      </w:r>
+      <w:proofErr w:type="spellStart"/>
+      <w:r>
+        <w:rPr>
+          <w:rFonts w:ascii="Brill" w:hAnsi="Brill"/>
+          <w:lang w:val="es-ES"/>
+        </w:rPr>
+        <w:t>crey</w:t>
+      </w:r>
+      <w:proofErr w:type="spellEnd"/>
+      <w:r>
+        <w:rPr>
+          <w:rFonts w:ascii="Brill" w:hAnsi="Brill"/>
+          <w:lang w:val="es-ES"/>
+        </w:rPr>
+        <w:t xml:space="preserve"> el su poder tamaño es que </w:t>
+      </w:r>
+      <w:proofErr w:type="spellStart"/>
+      <w:r>
+        <w:rPr>
+          <w:rFonts w:ascii="Brill" w:hAnsi="Brill"/>
+          <w:lang w:val="es-ES"/>
+        </w:rPr>
+        <w:t>asi</w:t>
+      </w:r>
+      <w:proofErr w:type="spellEnd"/>
+      <w:r>
+        <w:rPr>
+          <w:rFonts w:ascii="Brill" w:hAnsi="Brill"/>
+          <w:lang w:val="es-ES"/>
+        </w:rPr>
+        <w:t xml:space="preserve"> como el ovo poder de nascer de santa </w:t>
+      </w:r>
+      <w:proofErr w:type="spellStart"/>
+      <w:r>
+        <w:rPr>
+          <w:rFonts w:ascii="Brill" w:hAnsi="Brill"/>
+          <w:lang w:val="es-ES"/>
+        </w:rPr>
+        <w:t>Maria</w:t>
+      </w:r>
+      <w:proofErr w:type="spellEnd"/>
+      <w:r>
+        <w:rPr>
+          <w:rFonts w:ascii="Brill" w:hAnsi="Brill"/>
+          <w:lang w:val="es-ES"/>
+        </w:rPr>
+        <w:t xml:space="preserve"> que </w:t>
+      </w:r>
+      <w:proofErr w:type="spellStart"/>
+      <w:r>
+        <w:rPr>
+          <w:rFonts w:ascii="Brill" w:hAnsi="Brill"/>
+          <w:lang w:val="es-ES"/>
+        </w:rPr>
+        <w:t>asi</w:t>
+      </w:r>
+      <w:proofErr w:type="spellEnd"/>
+      <w:r>
+        <w:rPr>
+          <w:rFonts w:ascii="Brill" w:hAnsi="Brill"/>
+          <w:lang w:val="es-ES"/>
+        </w:rPr>
+        <w:t xml:space="preserve"> ovo poder de tornar el pan que sea cuerpo verdadero % ca por esta postremera </w:t>
+      </w:r>
+      <w:proofErr w:type="spellStart"/>
+      <w:r>
+        <w:rPr>
+          <w:rFonts w:ascii="Brill" w:hAnsi="Brill"/>
+          <w:lang w:val="es-ES"/>
+        </w:rPr>
+        <w:t>crencia</w:t>
+      </w:r>
+      <w:proofErr w:type="spellEnd"/>
+      <w:r>
+        <w:rPr>
+          <w:rFonts w:ascii="Brill" w:hAnsi="Brill"/>
+          <w:lang w:val="es-ES"/>
+        </w:rPr>
+        <w:t xml:space="preserve"> se </w:t>
+      </w:r>
+      <w:proofErr w:type="spellStart"/>
+      <w:r>
+        <w:rPr>
+          <w:rFonts w:ascii="Brill" w:hAnsi="Brill"/>
+          <w:lang w:val="es-ES"/>
+        </w:rPr>
+        <w:t>entendie</w:t>
+      </w:r>
+      <w:proofErr w:type="spellEnd"/>
+      <w:r>
+        <w:rPr>
+          <w:rFonts w:ascii="Brill" w:hAnsi="Brill"/>
+          <w:lang w:val="es-ES"/>
+        </w:rPr>
+        <w:t xml:space="preserve"> la primera que el ovo poder de fazer todo % lo segundo </w:t>
+      </w:r>
+      <w:proofErr w:type="spellStart"/>
+      <w:r>
+        <w:rPr>
+          <w:rFonts w:ascii="Brill" w:hAnsi="Brill"/>
+          <w:lang w:val="es-ES"/>
+        </w:rPr>
+        <w:t>mas</w:t>
+      </w:r>
+      <w:proofErr w:type="spellEnd"/>
+      <w:r>
+        <w:rPr>
+          <w:rFonts w:ascii="Brill" w:hAnsi="Brill"/>
+          <w:lang w:val="es-ES"/>
+        </w:rPr>
+        <w:t xml:space="preserve"> verdadero amor es en </w:t>
+      </w:r>
+      <w:proofErr w:type="spellStart"/>
+      <w:r>
+        <w:rPr>
+          <w:rFonts w:ascii="Brill" w:hAnsi="Brill"/>
+          <w:lang w:val="es-ES"/>
+        </w:rPr>
+        <w:t>conplir</w:t>
+      </w:r>
+      <w:proofErr w:type="spellEnd"/>
+      <w:r>
+        <w:rPr>
+          <w:rFonts w:ascii="Brill" w:hAnsi="Brill"/>
+          <w:lang w:val="es-ES"/>
+        </w:rPr>
+        <w:t xml:space="preserve"> el su mandamiento </w:t>
+      </w:r>
+      <w:proofErr w:type="spellStart"/>
+      <w:r>
+        <w:rPr>
+          <w:rFonts w:ascii="Brill" w:hAnsi="Brill"/>
+          <w:lang w:val="es-ES"/>
+        </w:rPr>
+        <w:t>qu</w:t>
+      </w:r>
+      <w:proofErr w:type="spellEnd"/>
+      <w:r>
+        <w:rPr>
+          <w:rFonts w:ascii="Brill" w:hAnsi="Brill"/>
+          <w:lang w:val="es-ES"/>
+        </w:rPr>
+        <w:t xml:space="preserve"> el nuestro señor manda que non obedecer lo </w:t>
+      </w:r>
+      <w:proofErr w:type="spellStart"/>
+      <w:r>
+        <w:rPr>
+          <w:rFonts w:ascii="Brill" w:hAnsi="Brill"/>
+          <w:lang w:val="es-ES"/>
+        </w:rPr>
+        <w:t>qu</w:t>
+      </w:r>
+      <w:proofErr w:type="spellEnd"/>
+      <w:r>
+        <w:rPr>
+          <w:rFonts w:ascii="Brill" w:hAnsi="Brill"/>
+          <w:lang w:val="es-ES"/>
+        </w:rPr>
+        <w:t xml:space="preserve"> el ombre ve de los ojos % e palpo </w:t>
+      </w:r>
+      <w:r>
+        <w:rPr>
+          <w:rFonts w:ascii="Brill" w:hAnsi="Brill"/>
           <w:color w:val="FF0000"/>
           <w:lang w:val="es-ES"/>
         </w:rPr>
-        <w:t xml:space="preserve">16va </w:t>
-      </w:r>
-      <w:r>
-        <w:rPr>
-          <w:lang w:val="es-ES"/>
-        </w:rPr>
-        <w:t xml:space="preserve">son de consuno el señor es qual deve ser e fazen los ombres lo que deven fazer % la tercera cosa es la fiança e nunca ombre la puede aver que sea bona sin temor que por aquello en que ha fiança a de ser salvo o perdido e por esta razon d este precio qu el quiso poner al su cuerpo que se consagra sobre el santo altar segund te ya dixe % fallamos que dixo el nuestro señor a santo Tomas apostol veyestime e creiste en mi % bien aventurados seran los que me non veran e </w:t>
-      </w:r>
-      <w:r>
-        <w:rPr>
-          <w:lang w:val="es-ES"/>
-        </w:rPr>
-        <w:t>me</w:t>
-      </w:r>
-      <w:r>
-        <w:rPr>
-          <w:lang w:val="es-ES"/>
-        </w:rPr>
-        <w:t xml:space="preserve"> creeran % e agora quiero que sepas en esto que mucho mas gradece dios al ombre en crer qu el su cuerpo es aquel que se consagra sobre el altar verdadero e sin ninguna duda que si el andodiese por la tierra e lo aguarda</w:t>
-      </w:r>
-      <w:r>
-        <w:rPr>
-          <w:lang w:val="es-ES"/>
-        </w:rPr>
-        <w:t>s</w:t>
-      </w:r>
-      <w:r>
-        <w:rPr>
-          <w:lang w:val="es-ES"/>
-        </w:rPr>
-        <w:t xml:space="preserve">en como aguardaron los apostoles % que razon derecha y a que es asi % la primera quando el ombre crey lo qu el mando que feziesemos por aqui se crey </w:t>
-      </w:r>
-      <w:r>
-        <w:rPr>
-          <w:lang w:val="es-ES"/>
-        </w:rPr>
-        <w:t>el</w:t>
-      </w:r>
-      <w:r>
-        <w:rPr>
-          <w:lang w:val="es-ES"/>
-        </w:rPr>
-        <w:t xml:space="preserve"> su poder tamaño es que asi como el ovo poder de nascer de santa Maria que asi ovo poder de tornar el pan que sea cuerpo verdadero % ca por esta postremera crencia se entendie la primera que el ovo poder de fazer todo % lo segundo mas verdadero amor es en conplir el su mandamiento qu el nuestro señor manda que non obedecer lo qu el ombre ve de los ojos % e palpo </w:t>
-      </w:r>
-      <w:r>
-        <w:rPr>
-          <w:color w:val="FF0000"/>
-          <w:lang w:val="es-ES"/>
-        </w:rPr>
         <w:t xml:space="preserve">16vb </w:t>
       </w:r>
       <w:r>
         <w:rPr>
-          <w:lang w:val="es-ES"/>
-        </w:rPr>
-        <w:t>lo con las manos e por eso deves tu aentender e asaber por cierto que mas fazemos los ombres de agora que creamos en el cuerpo de dios derechamente que non fezioron los apostolos que lo guardavan e andavan enpos el en este mundo</w:t>
+          <w:rFonts w:ascii="Brill" w:hAnsi="Brill"/>
+          <w:lang w:val="es-ES"/>
+        </w:rPr>
+        <w:t xml:space="preserve">lo con las manos e por eso deves tu </w:t>
+      </w:r>
+      <w:proofErr w:type="spellStart"/>
+      <w:r>
+        <w:rPr>
+          <w:rFonts w:ascii="Brill" w:hAnsi="Brill"/>
+          <w:lang w:val="es-ES"/>
+        </w:rPr>
+        <w:t>aentender</w:t>
+      </w:r>
+      <w:proofErr w:type="spellEnd"/>
+      <w:r>
+        <w:rPr>
+          <w:rFonts w:ascii="Brill" w:hAnsi="Brill"/>
+          <w:lang w:val="es-ES"/>
+        </w:rPr>
+        <w:t xml:space="preserve"> e </w:t>
+      </w:r>
+      <w:proofErr w:type="spellStart"/>
+      <w:r>
+        <w:rPr>
+          <w:rFonts w:ascii="Brill" w:hAnsi="Brill"/>
+          <w:lang w:val="es-ES"/>
+        </w:rPr>
+        <w:t>asaber</w:t>
+      </w:r>
+      <w:proofErr w:type="spellEnd"/>
+      <w:r>
+        <w:rPr>
+          <w:rFonts w:ascii="Brill" w:hAnsi="Brill"/>
+          <w:lang w:val="es-ES"/>
+        </w:rPr>
+        <w:t xml:space="preserve"> por cierto que </w:t>
+      </w:r>
+      <w:proofErr w:type="spellStart"/>
+      <w:r>
+        <w:rPr>
+          <w:rFonts w:ascii="Brill" w:hAnsi="Brill"/>
+          <w:lang w:val="es-ES"/>
+        </w:rPr>
+        <w:t>mas</w:t>
+      </w:r>
+      <w:proofErr w:type="spellEnd"/>
+      <w:r>
+        <w:rPr>
+          <w:rFonts w:ascii="Brill" w:hAnsi="Brill"/>
+          <w:lang w:val="es-ES"/>
+        </w:rPr>
+        <w:t xml:space="preserve"> </w:t>
+      </w:r>
+      <w:proofErr w:type="spellStart"/>
+      <w:r>
+        <w:rPr>
+          <w:rFonts w:ascii="Brill" w:hAnsi="Brill"/>
+          <w:lang w:val="es-ES"/>
+        </w:rPr>
+        <w:t>fazemos</w:t>
+      </w:r>
+      <w:proofErr w:type="spellEnd"/>
+      <w:r>
+        <w:rPr>
+          <w:rFonts w:ascii="Brill" w:hAnsi="Brill"/>
+          <w:lang w:val="es-ES"/>
+        </w:rPr>
+        <w:t xml:space="preserve"> los ombres de agora que creamos en el cuerpo de dios derechamente que non </w:t>
+      </w:r>
+      <w:proofErr w:type="spellStart"/>
+      <w:r>
+        <w:rPr>
+          <w:rFonts w:ascii="Brill" w:hAnsi="Brill"/>
+          <w:lang w:val="es-ES"/>
+        </w:rPr>
+        <w:t>fezioron</w:t>
+      </w:r>
+      <w:proofErr w:type="spellEnd"/>
+      <w:r>
+        <w:rPr>
+          <w:rFonts w:ascii="Brill" w:hAnsi="Brill"/>
+          <w:lang w:val="es-ES"/>
+        </w:rPr>
+        <w:t xml:space="preserve"> los </w:t>
+      </w:r>
+      <w:proofErr w:type="spellStart"/>
+      <w:r>
+        <w:rPr>
+          <w:rFonts w:ascii="Brill" w:hAnsi="Brill"/>
+          <w:lang w:val="es-ES"/>
+        </w:rPr>
+        <w:t>apostolos</w:t>
+      </w:r>
+      <w:proofErr w:type="spellEnd"/>
+      <w:r>
+        <w:rPr>
+          <w:rFonts w:ascii="Brill" w:hAnsi="Brill"/>
+          <w:lang w:val="es-ES"/>
+        </w:rPr>
+        <w:t xml:space="preserve"> que lo </w:t>
+      </w:r>
+      <w:proofErr w:type="spellStart"/>
+      <w:r>
+        <w:rPr>
+          <w:rFonts w:ascii="Brill" w:hAnsi="Brill"/>
+          <w:lang w:val="es-ES"/>
+        </w:rPr>
+        <w:t>guardavan</w:t>
+      </w:r>
+      <w:proofErr w:type="spellEnd"/>
+      <w:r>
+        <w:rPr>
+          <w:rFonts w:ascii="Brill" w:hAnsi="Brill"/>
+          <w:lang w:val="es-ES"/>
+        </w:rPr>
+        <w:t xml:space="preserve"> e andavan </w:t>
+      </w:r>
+      <w:proofErr w:type="spellStart"/>
+      <w:r>
+        <w:rPr>
+          <w:rFonts w:ascii="Brill" w:hAnsi="Brill"/>
+          <w:lang w:val="es-ES"/>
+        </w:rPr>
+        <w:t>enpos</w:t>
+      </w:r>
+      <w:proofErr w:type="spellEnd"/>
+      <w:r>
+        <w:rPr>
+          <w:rFonts w:ascii="Brill" w:hAnsi="Brill"/>
+          <w:lang w:val="es-ES"/>
+        </w:rPr>
+        <w:t xml:space="preserve"> el en este mundo</w:t>
       </w:r>
     </w:p>
     <w:sectPr>
@@ -202,7 +1717,7 @@
 </file>
 
 <file path=word/styles.xml><?xml version="1.0" encoding="utf-8"?>
-<w:styles xmlns:mc="http://schemas.openxmlformats.org/markup-compatibility/2006" xmlns:r="http://schemas.openxmlformats.org/officeDocument/2006/relationships" xmlns:w="http://schemas.openxmlformats.org/wordprocessingml/2006/main" xmlns:w14="http://schemas.microsoft.com/office/word/2010/wordml" xmlns:w15="http://schemas.microsoft.com/office/word/2012/wordml" xmlns:w16cex="http://schemas.microsoft.com/office/word/2018/wordml/cex" xmlns:w16cid="http://schemas.microsoft.com/office/word/2016/wordml/cid" xmlns:w16="http://schemas.microsoft.com/office/word/2018/wordml" xmlns:w16sdtdh="http://schemas.microsoft.com/office/word/2020/wordml/sdtdatahash" xmlns:w16se="http://schemas.microsoft.com/office/word/2015/wordml/symex" mc:Ignorable="w14 w15 w16se w16cid w16 w16cex w16sdtdh">
+<w:styles xmlns:mc="http://schemas.openxmlformats.org/markup-compatibility/2006" xmlns:r="http://schemas.openxmlformats.org/officeDocument/2006/relationships" xmlns:w="http://schemas.openxmlformats.org/wordprocessingml/2006/main" xmlns:w14="http://schemas.microsoft.com/office/word/2010/wordml" xmlns:w15="http://schemas.microsoft.com/office/word/2012/wordml" xmlns:w16cex="http://schemas.microsoft.com/office/word/2018/wordml/cex" xmlns:w16cid="http://schemas.microsoft.com/office/word/2016/wordml/cid" xmlns:w16="http://schemas.microsoft.com/office/word/2018/wordml" xmlns:w16du="http://schemas.microsoft.com/office/word/2023/wordml/word16du" xmlns:w16sdtdh="http://schemas.microsoft.com/office/word/2020/wordml/sdtdatahash" xmlns:w16sdtfl="http://schemas.microsoft.com/office/word/2024/wordml/sdtformatlock" xmlns:w16se="http://schemas.microsoft.com/office/word/2015/wordml/symex" mc:Ignorable="w14 w15 w16se w16cid w16 w16cex w16sdtdh w16sdtfl w16du">
   <w:docDefaults>
     <w:rPrDefault>
       <w:rPr>
